--- a/alert-platform/docs/04-external-network-interactions.docx
+++ b/alert-platform/docs/04-external-network-interactions.docx
@@ -115,7 +115,7 @@
                 <w:color w:val="1F2937"/>
                 <w:sz w:val="19"/>
               </w:rPr>
-              <w:t>Архитектурно-техническая документация</w:t>
+              <w:t>Готово к рассмотрению и согласованию</w:t>
             </w:r>
           </w:p>
         </w:tc>
@@ -140,7 +140,7 @@
                 <w:color w:val="667085"/>
                 <w:sz w:val="18"/>
               </w:rPr>
-              <w:t>Основание</w:t>
+              <w:t>Назначение</w:t>
             </w:r>
           </w:p>
         </w:tc>
@@ -162,7 +162,7 @@
                 <w:color w:val="1F2937"/>
                 <w:sz w:val="19"/>
               </w:rPr>
-              <w:t>Фактическая реализация репозитория и целевые требования production-контура</w:t>
+              <w:t>Описание текущего состояния, целевой модели и условий промышленной эксплуатации</w:t>
             </w:r>
           </w:p>
         </w:tc>
@@ -210,53 +210,6 @@
                 <w:sz w:val="19"/>
               </w:rPr>
               <w:t>1.0 • 10 августа 2026 г.</w:t>
-            </w:r>
-          </w:p>
-        </w:tc>
-      </w:tr>
-      <w:tr>
-        <w:tc>
-          <w:tcPr>
-            <w:tcW w:type="dxa" w:w="2300"/>
-            <w:shd w:fill="F2F4F7"/>
-            <w:tcMar>
-              <w:top w:w="80" w:type="dxa"/>
-              <w:start w:w="120" w:type="dxa"/>
-              <w:bottom w:w="80" w:type="dxa"/>
-              <w:end w:w="120" w:type="dxa"/>
-            </w:tcMar>
-          </w:tcPr>
-          <w:p>
-            <w:r/>
-            <w:r>
-              <w:rPr>
-                <w:rFonts w:ascii="Calibri" w:hAnsi="Calibri" w:eastAsia="Calibri"/>
-                <w:color w:val="667085"/>
-                <w:sz w:val="18"/>
-              </w:rPr>
-              <w:t>Исходный файл</w:t>
-            </w:r>
-          </w:p>
-        </w:tc>
-        <w:tc>
-          <w:tcPr>
-            <w:tcW w:type="dxa" w:w="7060"/>
-            <w:tcMar>
-              <w:top w:w="80" w:type="dxa"/>
-              <w:start w:w="120" w:type="dxa"/>
-              <w:bottom w:w="80" w:type="dxa"/>
-              <w:end w:w="120" w:type="dxa"/>
-            </w:tcMar>
-          </w:tcPr>
-          <w:p>
-            <w:r/>
-            <w:r>
-              <w:rPr>
-                <w:rFonts w:ascii="Calibri" w:hAnsi="Calibri" w:eastAsia="Calibri"/>
-                <w:color w:val="1F2937"/>
-                <w:sz w:val="19"/>
-              </w:rPr>
-              <w:t>04-external-network-interactions.md</w:t>
             </w:r>
           </w:p>
         </w:tc>
@@ -748,21 +701,7 @@
           <w:rFonts w:ascii="Calibri" w:hAnsi="Calibri" w:eastAsia="Calibri"/>
           <w:color w:val="1F2937"/>
         </w:rPr>
-        <w:t xml:space="preserve"> — подтверждается текущим репозиторием: кодом, </w:t>
-      </w:r>
-      <w:r>
-        <w:rPr>
-          <w:rFonts w:ascii="Liberation Mono" w:hAnsi="Liberation Mono" w:eastAsia="Liberation Mono"/>
-          <w:color w:val="1F2937"/>
-        </w:rPr>
-        <w:t>docker-compose.yml</w:t>
-      </w:r>
-      <w:r>
-        <w:rPr>
-          <w:rFonts w:ascii="Calibri" w:hAnsi="Calibri" w:eastAsia="Calibri"/>
-          <w:color w:val="1F2937"/>
-        </w:rPr>
-        <w:t>, Dockerfile или существующей проектной документацией. Факт о демо-стенде не становится автоматически production-нормой.</w:t>
+        <w:t xml:space="preserve"> — подтверждается поведением системы, текущей конфигурацией стенда или проведёнными проверками. Факт о демо-стенде не становится автоматически production-нормой.</w:t>
       </w:r>
     </w:p>
     <w:p>
@@ -819,21 +758,7 @@
           <w:rFonts w:ascii="Calibri" w:hAnsi="Calibri" w:eastAsia="Calibri"/>
           <w:color w:val="1F2937"/>
         </w:rPr>
-        <w:t xml:space="preserve"> Текущий </w:t>
-      </w:r>
-      <w:r>
-        <w:rPr>
-          <w:rFonts w:ascii="Liberation Mono" w:hAnsi="Liberation Mono" w:eastAsia="Liberation Mono"/>
-          <w:color w:val="1F2937"/>
-        </w:rPr>
-        <w:t>docker-compose.yml</w:t>
-      </w:r>
-      <w:r>
-        <w:rPr>
-          <w:rFonts w:ascii="Calibri" w:hAnsi="Calibri" w:eastAsia="Calibri"/>
-          <w:color w:val="1F2937"/>
-        </w:rPr>
-        <w:t xml:space="preserve"> — демонстрационное односерверное развёртывание. В нём есть открытые наружу host-порты, loopback-публикации, пароли по умолчанию, незашифрованные внутренние протоколы и один контейнер в </w:t>
+        <w:t xml:space="preserve"> Текущая конфигурация представляет собой демонстрационное односерверное развёртывание. В нём есть открытые наружу host-порты, loopback-публикации, пароли по умолчанию, незашифрованные внутренние протоколы и один контейнер в </w:t>
       </w:r>
       <w:r>
         <w:rPr>
@@ -847,7 +772,7 @@
           <w:rFonts w:ascii="Calibri" w:hAnsi="Calibri" w:eastAsia="Calibri"/>
           <w:color w:val="1F2937"/>
         </w:rPr>
-        <w:t>. Поэтому этот файл нельзя выдавать за готовую production-сетевую схему. Разделы 8–13 задают целевую модель, которую надо реализовать средствами корпоративной сети, reverse proxy/API gateway, межсетевых экранов и secret management.</w:t>
+        <w:t>. Такой стенд нельзя выдавать за готовую production-сетевую схему. Разделы 8–13 задают целевую модель, которую надо реализовать средствами корпоративной сети, reverse proxy/API gateway, межсетевых экранов и secret management.</w:t>
       </w:r>
     </w:p>
     <w:p>
@@ -856,7 +781,7 @@
           <w:rFonts w:ascii="Calibri" w:hAnsi="Calibri" w:eastAsia="Calibri"/>
           <w:color w:val="1F2937"/>
         </w:rPr>
-        <w:t>Источники: спецификация, архитектура, security/infrastructure, Compose/Dockerfile, код gateway/admin/planner/pipeline/changelog/TrueConf, connectors, LDAP, replication и Ollama-клиенты.</w:t>
+        <w:t>Фактическая часть охватывает gateway, административный контур, pipeline, planner, историю изменений, TrueConf, подключаемые источники, LDAP, репликацию базы и локальный контур Ollama.</w:t>
       </w:r>
     </w:p>
     <w:p>
@@ -878,8 +803,8 @@
       <w:r>
         <w:drawing>
           <wp:inline xmlns:a="http://schemas.openxmlformats.org/drawingml/2006/main" xmlns:pic="http://schemas.openxmlformats.org/drawingml/2006/picture">
-            <wp:extent cx="5715000" cy="2146235"/>
-            <wp:docPr id="1" name="Picture 1" title="Архитектурная схема 1" descr="Схема, автоматически построенная по проверенному Markdown-описанию"/>
+            <wp:extent cx="5715000" cy="4321326"/>
+            <wp:docPr id="1" name="Picture 1" title="Архитектурная схема 1" descr="Архитектурная схема компонентов и потоков платформы"/>
             <wp:cNvGraphicFramePr>
               <a:graphicFrameLocks noChangeAspect="1"/>
             </wp:cNvGraphicFramePr>
@@ -899,7 +824,7 @@
                   <pic:spPr>
                     <a:xfrm>
                       <a:off x="0" y="0"/>
-                      <a:ext cx="5715000" cy="2146235"/>
+                      <a:ext cx="5715000" cy="4321326"/>
                     </a:xfrm>
                     <a:prstGeom prst="rect"/>
                   </pic:spPr>
@@ -2157,21 +2082,39 @@
                 <w:color w:val="1F2937"/>
                 <w:sz w:val="17"/>
               </w:rPr>
-              <w:t xml:space="preserve">; четыре инстанса в </w:t>
-            </w:r>
-            <w:r>
-              <w:rPr>
-                <w:rFonts w:ascii="Liberation Mono" w:hAnsi="Liberation Mono" w:eastAsia="Liberation Mono"/>
+              <w:t>; настроены четыре демонстрационных инстанса</w:t>
+            </w:r>
+          </w:p>
+        </w:tc>
+        <w:tc>
+          <w:tcPr>
+            <w:tcW w:type="dxa" w:w="2117"/>
+            <w:vAlign w:val="center"/>
+            <w:tcMar>
+              <w:top w:w="80" w:type="dxa"/>
+              <w:start w:w="120" w:type="dxa"/>
+              <w:bottom w:w="80" w:type="dxa"/>
+              <w:end w:w="120" w:type="dxa"/>
+            </w:tcMar>
+          </w:tcPr>
+          <w:p>
+            <w:pPr>
+              <w:spacing w:before="0" w:after="30" w:line="252" w:lineRule="auto"/>
+            </w:pPr>
+            <w:r/>
+            <w:r>
+              <w:rPr>
+                <w:rFonts w:ascii="Calibri" w:hAnsi="Calibri" w:eastAsia="Calibri"/>
                 <w:color w:val="1F2937"/>
                 <w:sz w:val="17"/>
               </w:rPr>
-              <w:t>connectors/sources.yaml</w:t>
-            </w:r>
-          </w:p>
-        </w:tc>
-        <w:tc>
-          <w:tcPr>
-            <w:tcW w:type="dxa" w:w="2117"/>
+              <w:t>Zabbix action/webhook → gateway</w:t>
+            </w:r>
+          </w:p>
+        </w:tc>
+        <w:tc>
+          <w:tcPr>
+            <w:tcW w:type="dxa" w:w="2116"/>
             <w:vAlign w:val="center"/>
             <w:tcMar>
               <w:top w:w="80" w:type="dxa"/>
@@ -2191,33 +2134,7 @@
                 <w:color w:val="1F2937"/>
                 <w:sz w:val="17"/>
               </w:rPr>
-              <w:t>Zabbix action/webhook → gateway</w:t>
-            </w:r>
-          </w:p>
-        </w:tc>
-        <w:tc>
-          <w:tcPr>
-            <w:tcW w:type="dxa" w:w="2116"/>
-            <w:vAlign w:val="center"/>
-            <w:tcMar>
-              <w:top w:w="80" w:type="dxa"/>
-              <w:start w:w="120" w:type="dxa"/>
-              <w:bottom w:w="80" w:type="dxa"/>
-              <w:end w:w="120" w:type="dxa"/>
-            </w:tcMar>
-          </w:tcPr>
-          <w:p>
-            <w:pPr>
-              <w:spacing w:before="0" w:after="30" w:line="252" w:lineRule="auto"/>
-            </w:pPr>
-            <w:r/>
-            <w:r>
-              <w:rPr>
-                <w:rFonts w:ascii="Calibri" w:hAnsi="Calibri" w:eastAsia="Calibri"/>
-                <w:color w:val="1F2937"/>
-                <w:sz w:val="17"/>
-              </w:rPr>
-              <w:t>текущий parser YAML использует regex; webhook URL и IP заказчика не заданы</w:t>
+              <w:t>текущий parser использует regex; webhook URL и IP заказчика не заданы</w:t>
             </w:r>
           </w:p>
         </w:tc>
@@ -3156,7 +3073,7 @@
                 <w:color w:val="1F2937"/>
                 <w:sz w:val="17"/>
               </w:rPr>
-              <w:t>в репозитории нет production-конфигурации</w:t>
+              <w:t>production-конфигурация не предоставлена</w:t>
             </w:r>
           </w:p>
         </w:tc>
@@ -3366,13 +3283,48 @@
               </w:rPr>
               <w:t>ФАКТ</w:t>
             </w:r>
+          </w:p>
+        </w:tc>
+        <w:tc>
+          <w:tcPr>
+            <w:tcW w:type="dxa" w:w="2117"/>
+            <w:vAlign w:val="center"/>
+            <w:shd w:fill="DCE6F1"/>
+            <w:tcMar>
+              <w:top w:w="80" w:type="dxa"/>
+              <w:start w:w="120" w:type="dxa"/>
+              <w:bottom w:w="80" w:type="dxa"/>
+              <w:end w:w="120" w:type="dxa"/>
+            </w:tcMar>
+          </w:tcPr>
+          <w:p>
+            <w:pPr>
+              <w:spacing w:before="0" w:after="30" w:line="252" w:lineRule="auto"/>
+            </w:pPr>
+            <w:r/>
             <w:r>
               <w:rPr>
                 <w:rFonts w:ascii="Calibri" w:hAnsi="Calibri" w:eastAsia="Calibri"/>
                 <w:color w:val="1F2937"/>
                 <w:sz w:val="17"/>
               </w:rPr>
-              <w:t xml:space="preserve"> вне репозитория</w:t>
+              <w:t xml:space="preserve">ежедневный </w:t>
+            </w:r>
+            <w:r>
+              <w:rPr>
+                <w:rFonts w:ascii="Liberation Mono" w:hAnsi="Liberation Mono" w:eastAsia="Liberation Mono"/>
+                <w:color w:val="1F2937"/>
+                <w:sz w:val="17"/>
+              </w:rPr>
+              <w:t>pg_dump</w:t>
+            </w:r>
+            <w:r>
+              <w:rPr>
+                <w:rFonts w:ascii="Calibri" w:hAnsi="Calibri" w:eastAsia="Calibri"/>
+                <w:color w:val="1F2937"/>
+                <w:sz w:val="17"/>
+              </w:rPr>
+              <w:t>, 7 дней; целевое immutable/off-host</w:t>
             </w:r>
           </w:p>
         </w:tc>
@@ -3380,7 +3332,6 @@
           <w:tcPr>
             <w:tcW w:type="dxa" w:w="2117"/>
             <w:vAlign w:val="center"/>
-            <w:shd w:fill="DCE6F1"/>
             <w:tcMar>
               <w:top w:w="80" w:type="dxa"/>
               <w:start w:w="120" w:type="dxa"/>
@@ -3399,107 +3350,33 @@
                 <w:color w:val="1F2937"/>
                 <w:sz w:val="17"/>
               </w:rPr>
-              <w:t xml:space="preserve">ежедневный </w:t>
-            </w:r>
-            <w:r>
-              <w:rPr>
-                <w:rFonts w:ascii="Liberation Mono" w:hAnsi="Liberation Mono" w:eastAsia="Liberation Mono"/>
+              <w:t>backup agent → БД/repository</w:t>
+            </w:r>
+          </w:p>
+        </w:tc>
+        <w:tc>
+          <w:tcPr>
+            <w:tcW w:type="dxa" w:w="2116"/>
+            <w:vAlign w:val="center"/>
+            <w:tcMar>
+              <w:top w:w="80" w:type="dxa"/>
+              <w:start w:w="120" w:type="dxa"/>
+              <w:bottom w:w="80" w:type="dxa"/>
+              <w:end w:w="120" w:type="dxa"/>
+            </w:tcMar>
+          </w:tcPr>
+          <w:p>
+            <w:pPr>
+              <w:spacing w:before="0" w:after="30" w:line="252" w:lineRule="auto"/>
+            </w:pPr>
+            <w:r/>
+            <w:r>
+              <w:rPr>
+                <w:rFonts w:ascii="Calibri" w:hAnsi="Calibri" w:eastAsia="Calibri"/>
                 <w:color w:val="1F2937"/>
                 <w:sz w:val="17"/>
               </w:rPr>
-              <w:t>pg_dump</w:t>
-            </w:r>
-            <w:r>
-              <w:rPr>
-                <w:rFonts w:ascii="Calibri" w:hAnsi="Calibri" w:eastAsia="Calibri"/>
-                <w:color w:val="1F2937"/>
-                <w:sz w:val="17"/>
-              </w:rPr>
-              <w:t>, 7 дней; целевое immutable/off-host</w:t>
-            </w:r>
-          </w:p>
-        </w:tc>
-        <w:tc>
-          <w:tcPr>
-            <w:tcW w:type="dxa" w:w="2117"/>
-            <w:vAlign w:val="center"/>
-            <w:tcMar>
-              <w:top w:w="80" w:type="dxa"/>
-              <w:start w:w="120" w:type="dxa"/>
-              <w:bottom w:w="80" w:type="dxa"/>
-              <w:end w:w="120" w:type="dxa"/>
-            </w:tcMar>
-          </w:tcPr>
-          <w:p>
-            <w:pPr>
-              <w:spacing w:before="0" w:after="30" w:line="252" w:lineRule="auto"/>
-            </w:pPr>
-            <w:r/>
-            <w:r>
-              <w:rPr>
-                <w:rFonts w:ascii="Calibri" w:hAnsi="Calibri" w:eastAsia="Calibri"/>
-                <w:color w:val="1F2937"/>
-                <w:sz w:val="17"/>
-              </w:rPr>
-              <w:t>backup agent → БД/repository</w:t>
-            </w:r>
-          </w:p>
-        </w:tc>
-        <w:tc>
-          <w:tcPr>
-            <w:tcW w:type="dxa" w:w="2116"/>
-            <w:vAlign w:val="center"/>
-            <w:tcMar>
-              <w:top w:w="80" w:type="dxa"/>
-              <w:start w:w="120" w:type="dxa"/>
-              <w:bottom w:w="80" w:type="dxa"/>
-              <w:end w:w="120" w:type="dxa"/>
-            </w:tcMar>
-          </w:tcPr>
-          <w:p>
-            <w:pPr>
-              <w:spacing w:before="0" w:after="30" w:line="252" w:lineRule="auto"/>
-            </w:pPr>
-            <w:r/>
-            <w:r>
-              <w:rPr>
-                <w:rFonts w:ascii="Calibri" w:hAnsi="Calibri" w:eastAsia="Calibri"/>
-                <w:color w:val="1F2937"/>
-                <w:sz w:val="17"/>
-              </w:rPr>
-              <w:t xml:space="preserve">серверные </w:t>
-            </w:r>
-            <w:r>
-              <w:rPr>
-                <w:rFonts w:ascii="Liberation Mono" w:hAnsi="Liberation Mono" w:eastAsia="Liberation Mono"/>
-                <w:color w:val="1F2937"/>
-                <w:sz w:val="17"/>
-              </w:rPr>
-              <w:t>~/pg_backup.sh</w:t>
-            </w:r>
-            <w:r>
-              <w:rPr>
-                <w:rFonts w:ascii="Calibri" w:hAnsi="Calibri" w:eastAsia="Calibri"/>
-                <w:color w:val="1F2937"/>
-                <w:sz w:val="17"/>
-              </w:rPr>
-              <w:t xml:space="preserve"> и </w:t>
-            </w:r>
-            <w:r>
-              <w:rPr>
-                <w:rFonts w:ascii="Liberation Mono" w:hAnsi="Liberation Mono" w:eastAsia="Liberation Mono"/>
-                <w:color w:val="1F2937"/>
-                <w:sz w:val="17"/>
-              </w:rPr>
-              <w:t>~/pg_restore.sh</w:t>
-            </w:r>
-            <w:r>
-              <w:rPr>
-                <w:rFonts w:ascii="Calibri" w:hAnsi="Calibri" w:eastAsia="Calibri"/>
-                <w:color w:val="1F2937"/>
-                <w:sz w:val="17"/>
-              </w:rPr>
-              <w:t xml:space="preserve"> описаны, но в репозитории отсутствуют</w:t>
+              <w:t>серверные процедуры описаны, но их автоматизация и хранение требуют отдельной проверки</w:t>
             </w:r>
           </w:p>
         </w:tc>
@@ -5508,8 +5385,8 @@
       <w:r>
         <w:drawing>
           <wp:inline xmlns:a="http://schemas.openxmlformats.org/drawingml/2006/main" xmlns:pic="http://schemas.openxmlformats.org/drawingml/2006/picture">
-            <wp:extent cx="5715000" cy="818163"/>
-            <wp:docPr id="2" name="Picture 2" title="Архитектурная схема 2" descr="Схема, автоматически построенная по проверенному Markdown-описанию"/>
+            <wp:extent cx="5715000" cy="3470598"/>
+            <wp:docPr id="2" name="Picture 2" title="Архитектурная схема 2" descr="Архитектурная схема компонентов и потоков платформы"/>
             <wp:cNvGraphicFramePr>
               <a:graphicFrameLocks noChangeAspect="1"/>
             </wp:cNvGraphicFramePr>
@@ -5529,7 +5406,7 @@
                   <pic:spPr>
                     <a:xfrm>
                       <a:off x="0" y="0"/>
-                      <a:ext cx="5715000" cy="818163"/>
+                      <a:ext cx="5715000" cy="3470598"/>
                     </a:xfrm>
                     <a:prstGeom prst="rect"/>
                   </pic:spPr>
@@ -7121,7 +6998,7 @@
                 <w:color w:val="1F2937"/>
                 <w:sz w:val="17"/>
               </w:rPr>
-              <w:t>вне Compose, 11434/TCP</w:t>
+              <w:t>отдельный сервис хоста, 11434/TCP</w:t>
             </w:r>
           </w:p>
         </w:tc>
@@ -7156,6 +7033,33 @@
           <w:tcPr>
             <w:tcW w:type="dxa" w:w="2277"/>
             <w:vAlign w:val="center"/>
+            <w:shd w:fill="DCE6F1"/>
+            <w:tcMar>
+              <w:top w:w="80" w:type="dxa"/>
+              <w:start w:w="120" w:type="dxa"/>
+              <w:bottom w:w="80" w:type="dxa"/>
+              <w:end w:w="120" w:type="dxa"/>
+            </w:tcMar>
+          </w:tcPr>
+          <w:p>
+            <w:pPr>
+              <w:spacing w:before="0" w:after="30" w:line="252" w:lineRule="auto"/>
+            </w:pPr>
+            <w:r/>
+            <w:r>
+              <w:rPr>
+                <w:rFonts w:ascii="Calibri" w:hAnsi="Calibri" w:eastAsia="Calibri"/>
+                <w:color w:val="1F2937"/>
+                <w:sz w:val="17"/>
+              </w:rPr>
+              <w:t>требует проверки на целевой машине</w:t>
+            </w:r>
+          </w:p>
+        </w:tc>
+        <w:tc>
+          <w:tcPr>
+            <w:tcW w:type="dxa" w:w="2276"/>
+            <w:vAlign w:val="center"/>
             <w:shd w:fill="F2F4F7"/>
             <w:tcMar>
               <w:top w:w="80" w:type="dxa"/>
@@ -7175,34 +7079,7 @@
                 <w:color w:val="1F2937"/>
                 <w:sz w:val="17"/>
               </w:rPr>
-              <w:t>не следует из репозитория</w:t>
-            </w:r>
-          </w:p>
-        </w:tc>
-        <w:tc>
-          <w:tcPr>
-            <w:tcW w:type="dxa" w:w="2276"/>
-            <w:vAlign w:val="center"/>
-            <w:shd w:fill="F2F4F7"/>
-            <w:tcMar>
-              <w:top w:w="80" w:type="dxa"/>
-              <w:start w:w="120" w:type="dxa"/>
-              <w:bottom w:w="80" w:type="dxa"/>
-              <w:end w:w="120" w:type="dxa"/>
-            </w:tcMar>
-          </w:tcPr>
-          <w:p>
-            <w:pPr>
-              <w:spacing w:before="0" w:after="30" w:line="252" w:lineRule="auto"/>
-            </w:pPr>
-            <w:r/>
-            <w:r>
-              <w:rPr>
-                <w:rFonts w:ascii="Calibri" w:hAnsi="Calibri" w:eastAsia="Calibri"/>
-                <w:color w:val="1F2937"/>
-                <w:sz w:val="17"/>
-              </w:rPr>
-              <w:t>доступ контейнеров обеспечен host-gateway; iptables-изоляция описана, но не закодирована здесь</w:t>
+              <w:t>доступ контейнеров обеспечен host-gateway; iptables-изоляция описана, но требует подтверждения</w:t>
             </w:r>
           </w:p>
         </w:tc>
@@ -7481,7 +7358,7 @@
           <w:rFonts w:ascii="Calibri" w:hAnsi="Calibri" w:eastAsia="Calibri"/>
           <w:color w:val="1F2937"/>
         </w:rPr>
-        <w:t>В колонке «DNS/path» указано имя назначения и, для HTTP, путь. «TLS/auth» разделяет фактическую защиту и целевую. Порты, которых нет в коде/Compose, отмечены как целевые, а не реализованные.</w:t>
+        <w:t>В колонке «DNS/path» указано имя назначения и, для HTTP, путь. «TLS/auth» разделяет фактическую защиту и целевую. Порты, которые не подтверждены рабочей конфигурацией, отмечены как целевые, а не реализованные.</w:t>
       </w:r>
     </w:p>
     <w:tbl>
@@ -8111,15 +7988,7 @@
                 <w:color w:val="1F2937"/>
                 <w:sz w:val="14"/>
               </w:rPr>
-              <w:t xml:space="preserve">plain-text Alert/Reset внутри JSON-конверта; parser определяется </w:t>
-            </w:r>
-            <w:r>
-              <w:rPr>
-                <w:rFonts w:ascii="Liberation Mono" w:hAnsi="Liberation Mono" w:eastAsia="Liberation Mono"/>
-                <w:color w:val="1F2937"/>
-                <w:sz w:val="14"/>
-              </w:rPr>
-              <w:t>solarwinds.yaml</w:t>
+              <w:t>plain-text Alert/Reset внутри JSON-конверта; используется отдельное декларативное правило разбора</w:t>
             </w:r>
           </w:p>
         </w:tc>
@@ -14606,7 +14475,7 @@
                 <w:color w:val="1F2937"/>
                 <w:sz w:val="14"/>
               </w:rPr>
-              <w:t>services/reverse proxy → PKI</w:t>
+              <w:t>сервисы и reverse proxy → PKI</w:t>
             </w:r>
           </w:p>
         </w:tc>
@@ -15099,21 +14968,7 @@
           <w:rFonts w:ascii="Calibri" w:hAnsi="Calibri" w:eastAsia="Calibri"/>
           <w:color w:val="1F2937"/>
         </w:rPr>
-        <w:t xml:space="preserve"> Zabbix/SolarWinds/коллекторы находятся рядом со своими наблюдаемыми системами. Им разрешён только исходящий поток к паре relay в IDMZ. Платформа не инициирует соединения к PLC/HMI/SCADA. Для изолированной АСУ ТП применяется схема из отдельного документа </w:t>
-      </w:r>
-      <w:r>
-        <w:rPr>
-          <w:rFonts w:ascii="Liberation Mono" w:hAnsi="Liberation Mono" w:eastAsia="Liberation Mono"/>
-          <w:color w:val="1F2937"/>
-        </w:rPr>
-        <w:t>03-asutp-isolated-flow-model.md</w:t>
-      </w:r>
-      <w:r>
-        <w:rPr>
-          <w:rFonts w:ascii="Calibri" w:hAnsi="Calibri" w:eastAsia="Calibri"/>
-          <w:color w:val="1F2937"/>
-        </w:rPr>
-        <w:t>.</w:t>
+        <w:t xml:space="preserve"> Zabbix/SolarWinds/коллекторы находятся рядом со своими наблюдаемыми системами. Им разрешён только исходящий поток к паре relay в IDMZ. Платформа не инициирует соединения к PLC/HMI/SCADA. Для изолированной АСУ ТП применяется отдельная модель однонаправленных потоков и доверительных границ.</w:t>
       </w:r>
     </w:p>
     <w:p>
@@ -18448,7 +18303,7 @@
                 <w:color w:val="1F2937"/>
                 <w:sz w:val="14"/>
               </w:rPr>
-              <w:t>runtime не требует внешнего облака/репозитория</w:t>
+              <w:t>runtime не требует внешнего облака или внешнего хранилища пакетов</w:t>
             </w:r>
           </w:p>
         </w:tc>
@@ -18954,7 +18809,7 @@
           <w:rFonts w:ascii="Calibri" w:hAnsi="Calibri" w:eastAsia="Calibri"/>
           <w:color w:val="1F2937"/>
         </w:rPr>
-        <w:t xml:space="preserve">Dockerfile показывает build-time обращения к Alpine/Debian repositories, PyPI, Go modules и npm registry; base images и готовые сервисные images также загружаются из registry. Production pipeline должен использовать внутренний registry/proxy с pinning по digest, malware/vulnerability scan, SBOM, license policy и provenance. Обновления переносятся в закрытый контур после подписи/хэш-проверки и staged testing. Runtime environment получает immutable images; </w:t>
+        <w:t xml:space="preserve">Сборочный процесс обращается к Alpine/Debian repositories, PyPI, Go modules и npm registry; базовые и готовые сервисные образы также загружаются из registry. Production pipeline должен использовать внутренний registry/proxy с pinning по digest, malware/vulnerability scan, SBOM, license policy и provenance. Обновления переносятся в закрытый контур после подписи/хэш-проверки и staged testing. Runtime environment получает immutable images; </w:t>
       </w:r>
       <w:r>
         <w:rPr>
@@ -19052,14 +18907,14 @@
           <w:b/>
           <w:color w:val="1F2937"/>
         </w:rPr>
-        <w:t>ФАКТ из `INFRASTRUCTURE.md`.</w:t>
+        <w:t>ФАКТ.</w:t>
       </w:r>
       <w:r>
         <w:rPr>
           <w:rFonts w:ascii="Calibri" w:hAnsi="Calibri" w:eastAsia="Calibri"/>
           <w:color w:val="1F2937"/>
         </w:rPr>
-        <w:t xml:space="preserve"> На демонстрационном сервере описан ежедневный </w:t>
+        <w:t xml:space="preserve"> На демонстрационном сервере предусмотрен ежедневный </w:t>
       </w:r>
       <w:r>
         <w:rPr>
@@ -19073,7 +18928,7 @@
           <w:rFonts w:ascii="Calibri" w:hAnsi="Calibri" w:eastAsia="Calibri"/>
           <w:color w:val="1F2937"/>
         </w:rPr>
-        <w:t xml:space="preserve"> в 03:00 с ротацией 7 дней и проверенным пробным восстановлением, а также streaming replica с измеренным малым lag. Скрипты и место хранения находятся вне этого репозитория, автоматического failover нет.</w:t>
+        <w:t xml:space="preserve"> в 03:00 с ротацией 7 дней и проверенным пробным восстановлением, а также streaming replica с измеренным малым lag. Автоматизация и место хранения требуют отдельной эксплуатационной проверки; автоматического failover нет.</w:t>
       </w:r>
     </w:p>
     <w:p>
@@ -19520,7 +19375,7 @@
           <w:rFonts w:ascii="Calibri" w:hAnsi="Calibri" w:eastAsia="Calibri"/>
           <w:color w:val="1F2937"/>
         </w:rPr>
-        <w:t>Реальные IP, подсети, VLAN/VRF, NAT, HA firewall/load balancer и DNS-имена отсутствуют в репозитории.</w:t>
+        <w:t>Реальные IP, подсети, VLAN/VRF, NAT, HA firewall/load balancer и DNS-имена не предоставлены.</w:t>
       </w:r>
     </w:p>
     <w:p>
@@ -19620,7 +19475,7 @@
           <w:rFonts w:ascii="Calibri" w:hAnsi="Calibri" w:eastAsia="Calibri"/>
           <w:color w:val="1F2937"/>
         </w:rPr>
-        <w:t>Описанные на сервере iptables для Ollama/Open WebUI и backup scripts находятся вне репозитория; их persistence, owner, checksum, encryption и мониторинг требуют проверки на целевой машине.</w:t>
+        <w:t>Серверные правила iptables для Ollama/Open WebUI и процедуры резервного копирования требуют проверки persistence, owner, checksum, encryption и мониторинга на целевой машине.</w:t>
       </w:r>
     </w:p>
     <w:p>
